--- a/test/优化/SEO优化.docx
+++ b/test/优化/SEO优化.docx
@@ -1,6 +1,6 @@
 
 <file path=word/document.xml><?xml version="1.0" encoding="utf-8"?>
-<w:document xmlns:wpc="http://schemas.microsoft.com/office/word/2010/wordprocessingCanvas" xmlns:mc="http://schemas.openxmlformats.org/markup-compatibility/2006" xmlns:o="urn:schemas-microsoft-com:office:office" xmlns:r="http://schemas.openxmlformats.org/officeDocument/2006/relationships" xmlns:m="http://schemas.openxmlformats.org/officeDocument/2006/math" xmlns:v="urn:schemas-microsoft-com:vml" xmlns:wp14="http://schemas.microsoft.com/office/word/2010/wordprocessingDrawing" xmlns:wp="http://schemas.openxmlformats.org/drawingml/2006/wordprocessingDrawing" xmlns:w="http://schemas.openxmlformats.org/wordprocessingml/2006/main" xmlns:w14="http://schemas.microsoft.com/office/word/2010/wordml" xmlns:w10="urn:schemas-microsoft-com:office:word" xmlns:w15="http://schemas.microsoft.com/office/word/2012/wordml" xmlns:wpg="http://schemas.microsoft.com/office/word/2010/wordprocessingGroup" xmlns:wpi="http://schemas.microsoft.com/office/word/2010/wordprocessingInk" xmlns:wne="http://schemas.microsoft.com/office/word/2006/wordml" xmlns:wps="http://schemas.microsoft.com/office/word/2010/wordprocessingShape" xmlns:wpsCustomData="http://www.wps.cn/officeDocument/2013/wpsCustomData" mc:Ignorable="w14 w15 wp14">
+<w:document xmlns:wpc="http://schemas.microsoft.com/office/word/2010/wordprocessingCanvas" xmlns:cx="http://schemas.microsoft.com/office/drawing/2014/chartex" xmlns:cx1="http://schemas.microsoft.com/office/drawing/2015/9/8/chartex" xmlns:cx2="http://schemas.microsoft.com/office/drawing/2015/10/21/chartex" xmlns:cx3="http://schemas.microsoft.com/office/drawing/2016/5/9/chartex" xmlns:cx4="http://schemas.microsoft.com/office/drawing/2016/5/10/chartex" xmlns:cx5="http://schemas.microsoft.com/office/drawing/2016/5/11/chartex" xmlns:cx6="http://schemas.microsoft.com/office/drawing/2016/5/12/chartex" xmlns:cx7="http://schemas.microsoft.com/office/drawing/2016/5/13/chartex" xmlns:cx8="http://schemas.microsoft.com/office/drawing/2016/5/14/chartex" xmlns:mc="http://schemas.openxmlformats.org/markup-compatibility/2006" xmlns:o="urn:schemas-microsoft-com:office:office" xmlns:r="http://schemas.openxmlformats.org/officeDocument/2006/relationships" xmlns:m="http://schemas.openxmlformats.org/officeDocument/2006/math" xmlns:v="urn:schemas-microsoft-com:vml" xmlns:wp14="http://schemas.microsoft.com/office/word/2010/wordprocessingDrawing" xmlns:wp="http://schemas.openxmlformats.org/drawingml/2006/wordprocessingDrawing" xmlns:w="http://schemas.openxmlformats.org/wordprocessingml/2006/main" xmlns:w14="http://schemas.microsoft.com/office/word/2010/wordml" xmlns:w10="urn:schemas-microsoft-com:office:word" xmlns:w15="http://schemas.microsoft.com/office/word/2012/wordml" xmlns:wpg="http://schemas.microsoft.com/office/word/2010/wordprocessingGroup" xmlns:wpi="http://schemas.microsoft.com/office/word/2010/wordprocessingInk" xmlns:wne="http://schemas.microsoft.com/office/word/2006/wordml" xmlns:wps="http://schemas.microsoft.com/office/word/2010/wordprocessingShape" xmlns:wpsCustomData="http://www.wps.cn/officeDocument/2013/wpsCustomData" mc:Ignorable="w14 w15 wp14">
   <w:body>
     <w:p>
       <w:pPr>
@@ -517,6 +517,43 @@
         </w:rPr>
         <w:t>同路径但参数不同的页面被认为重复页面</w:t>
       </w:r>
+      <w:r>
+        <w:rPr>
+          <w:rFonts w:hint="eastAsia"/>
+          <w:b/>
+          <w:sz w:val="20"/>
+          <w:lang w:eastAsia="zh-CN"/>
+        </w:rPr>
+        <w:t>（</w:t>
+      </w:r>
+      <w:r>
+        <w:rPr>
+          <w:rFonts w:ascii="宋体" w:hAnsi="宋体" w:eastAsia="宋体" w:cs="宋体"/>
+          <w:sz w:val="24"/>
+          <w:szCs w:val="24"/>
+        </w:rPr>
+        <w:t>rel="canonical"</w:t>
+      </w:r>
+      <w:r>
+        <w:rPr>
+          <w:rFonts w:hint="eastAsia" w:ascii="宋体" w:hAnsi="宋体" w:eastAsia="宋体" w:cs="宋体"/>
+          <w:sz w:val="24"/>
+          <w:szCs w:val="24"/>
+          <w:lang w:val="en-US" w:eastAsia="zh-CN"/>
+        </w:rPr>
+        <w:t>指定权重页</w:t>
+      </w:r>
+      <w:bookmarkStart w:id="0" w:name="_GoBack"/>
+      <w:bookmarkEnd w:id="0"/>
+      <w:r>
+        <w:rPr>
+          <w:rFonts w:hint="eastAsia"/>
+          <w:b/>
+          <w:sz w:val="20"/>
+          <w:lang w:eastAsia="zh-CN"/>
+        </w:rPr>
+        <w:t>）</w:t>
+      </w:r>
     </w:p>
     <w:p>
       <w:pPr>
@@ -928,15 +965,7 @@
         <w:rPr>
           <w:sz w:val="20"/>
         </w:rPr>
-        <w:t>Experience (经验)+Expertise (专业度)</w:t>
-      </w:r>
-      <w:bookmarkStart w:id="0" w:name="_GoBack"/>
-      <w:bookmarkEnd w:id="0"/>
-      <w:r>
-        <w:rPr>
-          <w:sz w:val="20"/>
-        </w:rPr>
-        <w:t>+Authoritativeness (权威性)+Trustworthiness (可信度)</w:t>
+        <w:t>Experience (经验)+Expertise (专业度)+Authoritativeness (权威性)+Trustworthiness (可信度)</w:t>
       </w:r>
     </w:p>
     <w:sectPr>
@@ -1369,7 +1398,7 @@
     <w:lsdException w:qFormat="1" w:unhideWhenUsed="0" w:uiPriority="0" w:semiHidden="0" w:name="Title"/>
     <w:lsdException w:unhideWhenUsed="0" w:uiPriority="0" w:semiHidden="0" w:name="Closing"/>
     <w:lsdException w:unhideWhenUsed="0" w:uiPriority="0" w:semiHidden="0" w:name="Signature"/>
-    <w:lsdException w:unhideWhenUsed="0" w:uiPriority="0" w:name="Default Paragraph Font"/>
+    <w:lsdException w:qFormat="1" w:unhideWhenUsed="0" w:uiPriority="0" w:name="Default Paragraph Font"/>
     <w:lsdException w:unhideWhenUsed="0" w:uiPriority="0" w:semiHidden="0" w:name="Body Text"/>
     <w:lsdException w:unhideWhenUsed="0" w:uiPriority="0" w:semiHidden="0" w:name="Body Text Indent"/>
     <w:lsdException w:unhideWhenUsed="0" w:uiPriority="0" w:semiHidden="0" w:name="List Continue"/>
@@ -1407,7 +1436,7 @@
     <w:lsdException w:unhideWhenUsed="0" w:uiPriority="0" w:semiHidden="0" w:name="HTML Sample"/>
     <w:lsdException w:unhideWhenUsed="0" w:uiPriority="0" w:semiHidden="0" w:name="HTML Typewriter"/>
     <w:lsdException w:unhideWhenUsed="0" w:uiPriority="0" w:semiHidden="0" w:name="HTML Variable"/>
-    <w:lsdException w:unhideWhenUsed="0" w:uiPriority="0" w:name="Normal Table"/>
+    <w:lsdException w:qFormat="1" w:unhideWhenUsed="0" w:uiPriority="0" w:name="Normal Table"/>
     <w:lsdException w:unhideWhenUsed="0" w:uiPriority="0" w:semiHidden="0" w:name="annotation subject"/>
     <w:lsdException w:unhideWhenUsed="0" w:uiPriority="0" w:semiHidden="0" w:name="Table Simple 1"/>
     <w:lsdException w:unhideWhenUsed="0" w:uiPriority="0" w:semiHidden="0" w:name="Table Simple 2"/>
@@ -1452,7 +1481,7 @@
     <w:lsdException w:unhideWhenUsed="0" w:uiPriority="0" w:semiHidden="0" w:name="Table Web 2"/>
     <w:lsdException w:unhideWhenUsed="0" w:uiPriority="0" w:semiHidden="0" w:name="Table Web 3"/>
     <w:lsdException w:unhideWhenUsed="0" w:uiPriority="0" w:semiHidden="0" w:name="Balloon Text"/>
-    <w:lsdException w:unhideWhenUsed="0" w:uiPriority="0" w:semiHidden="0" w:name="Table Grid"/>
+    <w:lsdException w:qFormat="1" w:unhideWhenUsed="0" w:uiPriority="0" w:semiHidden="0" w:name="Table Grid"/>
     <w:lsdException w:unhideWhenUsed="0" w:uiPriority="0" w:semiHidden="0" w:name="Table Theme"/>
     <w:lsdException w:unhideWhenUsed="0" w:uiPriority="60" w:semiHidden="0" w:name="Light Shading"/>
     <w:lsdException w:unhideWhenUsed="0" w:uiPriority="61" w:semiHidden="0" w:name="Light List"/>
@@ -1586,11 +1615,13 @@
   <w:style w:type="character" w:default="1" w:styleId="5">
     <w:name w:val="Default Paragraph Font"/>
     <w:semiHidden/>
+    <w:qFormat/>
     <w:uiPriority w:val="0"/>
   </w:style>
   <w:style w:type="table" w:default="1" w:styleId="3">
     <w:name w:val="Normal Table"/>
     <w:semiHidden/>
+    <w:qFormat/>
     <w:uiPriority w:val="0"/>
     <w:tblPr>
       <w:tblCellMar>
@@ -1603,6 +1634,7 @@
   </w:style>
   <w:style w:type="table" w:styleId="4">
     <w:name w:val="Table Grid"/>
+    <w:qFormat/>
     <w:uiPriority w:val="0"/>
     <w:tblPr>
       <w:tblBorders>
